--- a/ky/discovery-articles/2.5 Механикалык саат.docx
+++ b/ky/discovery-articles/2.5 Механикалык саат.docx
@@ -4,527 +4,350 @@
   <w:body>
     <w:p>
       <w:pPr>
-        <w:keepNext/>
-        <w:spacing w:before="280" w:after="120"/>
+        <w:pStyle w:val="Title"/>
+        <w:widowControl/>
       </w:pPr>
       <w:r>
-        <w:rPr>
-          <w:rFonts w:ascii="Calibri" w:hAnsi="Calibri" w:eastAsia="Calibri"/>
-          <w:b/>
-          <w:i w:val="0"/>
-          <w:color w:val="004E8C"/>
-          <w:sz w:val="44"/>
-        </w:rPr>
         <w:t>2.5 Механикалык саат</w:t>
       </w:r>
     </w:p>
     <w:p>
       <w:pPr>
-        <w:spacing w:after="80"/>
+        <w:keepNext/>
+        <w:widowControl/>
       </w:pPr>
       <w:r>
         <w:rPr>
-          <w:rFonts w:ascii="Calibri" w:hAnsi="Calibri" w:eastAsia="Calibri"/>
-          <w:b w:val="0"/>
-          <w:i/>
-          <w:color w:val="505050"/>
-          <w:sz w:val="22"/>
+          <w:sz w:val="20"/>
         </w:rPr>
-        <w:t>2. Билим, илим жана өлчөө</w:t>
-      </w:r>
-    </w:p>
-    <w:p>
-      <w:pPr>
-        <w:spacing w:after="200"/>
-      </w:pPr>
-      <w:r>
-        <w:rPr>
-          <w:rFonts w:ascii="Calibri" w:hAnsi="Calibri" w:eastAsia="Calibri"/>
-          <w:b w:val="0"/>
-          <w:i/>
-          <w:sz w:val="22"/>
-        </w:rPr>
-        <w:t>Мезгил: болжол менен XIII кылымдын аягы — XIV кылым (Европанын мунара сааттары); дүйнөдөгү андан мурдагы суу сааттары | Негизги өкүлдөр: орто кылымдагы Европа саатчылары; Кытай менен ислам дүйнөсүнүн мурдагы суу саат салттары; кийин маятникти колдонгон Хёйгенс жана башкалар</w:t>
-      </w:r>
-    </w:p>
-    <w:p>
-      <w:pPr>
-        <w:spacing w:after="160" w:line="276" w:lineRule="auto"/>
-      </w:pPr>
-      <w:r>
-        <w:rPr>
-          <w:rFonts w:ascii="Calibri" w:hAnsi="Calibri" w:eastAsia="Calibri"/>
-          <w:b w:val="0"/>
-          <w:i w:val="0"/>
-          <w:sz w:val="22"/>
-        </w:rPr>
-        <w:t>Механикалык саат тиштүү дөңгөлөктөр жана жүрүштү үзүп-коё берип турган жөнгө салгыч аркылуу сутканы бирдей бөлүктөргө бөлөт. Ал шаарларга тең сааттарды коңгуроо менен билдирип, кийин илим менен деңизде багыт аныктоого жетишерлик тактыкка жеткен.</w:t>
+        <w:t>2. Таанып-билүү, илим жана өлчөө</w:t>
       </w:r>
     </w:p>
     <w:p>
       <w:pPr>
         <w:keepNext/>
-        <w:spacing w:before="240" w:after="120"/>
+        <w:widowControl/>
       </w:pPr>
       <w:r>
         <w:rPr>
-          <w:rFonts w:ascii="Calibri" w:hAnsi="Calibri" w:eastAsia="Calibri"/>
-          <w:b/>
-          <w:i w:val="0"/>
-          <w:color w:val="004E8C"/>
-          <w:sz w:val="28"/>
+          <w:sz w:val="20"/>
         </w:rPr>
-        <w:t>Негизги фактылар</w:t>
+        <w:t>Мезгил: б. з. XIII кылымынын аягы — XIV кылым (Европадагы мунаралык механикалык сааттар); андан мурда дүйнөдөгү суу сааттары | Негизги салым кошкондор: орто кылымдагы европалык саат усталары; Кытай менен ислам дүйнөсүнүн мурдагы суу саат салттары; кийин маятник боюнча Гюйгенс жана башкалар</w:t>
+      </w:r>
+    </w:p>
+    <w:p>
+      <w:pPr>
+        <w:widowControl/>
+      </w:pPr>
+      <w:r>
+        <w:t>Механикалык саат тиштүү дөңгөлөктөр жана алардын кыймылын бирдей кадамдарга бөлгөн механизм аркылуу сутканы өлчөйт. Ал шаарларда бирдей узактыктагы сааттарды коңгуроо менен билдирген. Кийин илим менен деңизде багыт табууга жеткидей тактыкка жеткен.</w:t>
+      </w:r>
+    </w:p>
+    <w:p>
+      <w:pPr>
+        <w:pStyle w:val="Heading1"/>
+        <w:widowControl/>
+      </w:pPr>
+      <w:r>
+        <w:t>Негизги маалыматтар</w:t>
       </w:r>
     </w:p>
     <w:p>
       <w:pPr>
         <w:pStyle w:val="ListBullet"/>
+        <w:widowControl/>
       </w:pPr>
       <w:r>
-        <w:rPr>
-          <w:rFonts w:ascii="Calibri" w:hAnsi="Calibri" w:eastAsia="Calibri"/>
-          <w:b w:val="0"/>
-          <w:i w:val="0"/>
-          <w:sz w:val="22"/>
-        </w:rPr>
-        <w:t>Салмактын күчү менен иштеген механикалык сааттар XIII кылымдын аягында жана XIV кылымда Европа шаарларында пайда болгон</w:t>
+        <w:t>Жүк түшкөндө иштеген механикалык сааттар Европанын шаарларында XIII кылымдын аягы менен XIV кылымда пайда болгон.</w:t>
       </w:r>
     </w:p>
     <w:p>
       <w:pPr>
         <w:pStyle w:val="ListBullet"/>
+        <w:widowControl/>
       </w:pPr>
       <w:r>
-        <w:rPr>
-          <w:rFonts w:ascii="Calibri" w:hAnsi="Calibri" w:eastAsia="Calibri"/>
-          <w:b w:val="0"/>
-          <w:i w:val="0"/>
-          <w:sz w:val="22"/>
-        </w:rPr>
-        <w:t>Негизги табылга — жүрүш жөнгө салгыч: ал энергияны өлчөм менен өткөрүп, дөңгөлөктүн эркин айланбай, кадам-кадам жылышын камсыз кылат</w:t>
+        <w:t>Негизги бөлүк — жүрүштү жөнгө салгыч: ал энергияны ченеп берип, жебелердин эркин айланышынын ордуна кадамдап жылышын камсыз кылат.</w:t>
       </w:r>
     </w:p>
     <w:p>
       <w:pPr>
         <w:pStyle w:val="ListBullet"/>
+        <w:widowControl/>
       </w:pPr>
       <w:r>
-        <w:rPr>
-          <w:rFonts w:ascii="Calibri" w:hAnsi="Calibri" w:eastAsia="Calibri"/>
-          <w:b w:val="0"/>
-          <w:i w:val="0"/>
-          <w:sz w:val="22"/>
-        </w:rPr>
-        <w:t>Адегенде коомдук мунара сааттары шаар убактысын билдирген, кийин бирдей узундуктагы саат түшүнүгү жайылган</w:t>
+        <w:t>Мунара сааттары бирдей саат эсеби кеңири тарай электе шаардагы убакытты белгилеген.</w:t>
       </w:r>
     </w:p>
     <w:p>
       <w:pPr>
         <w:pStyle w:val="ListBullet"/>
+        <w:widowControl/>
       </w:pPr>
       <w:r>
-        <w:rPr>
-          <w:rFonts w:ascii="Calibri" w:hAnsi="Calibri" w:eastAsia="Calibri"/>
-          <w:b w:val="0"/>
-          <w:i w:val="0"/>
-          <w:sz w:val="22"/>
-        </w:rPr>
-        <w:t>Кристиан Хёйгенс XVII кылымда маятникти саатка колдонуп, тактыкты кыйла жогорулаткан</w:t>
+        <w:t>Кристиан Гюйгенс XVII кылымда маятникти саатка колдонуп, тактыгын жакшырткан.</w:t>
       </w:r>
     </w:p>
     <w:p>
       <w:pPr>
         <w:pStyle w:val="ListBullet"/>
+        <w:widowControl/>
       </w:pPr>
       <w:r>
-        <w:rPr>
-          <w:rFonts w:ascii="Calibri" w:hAnsi="Calibri" w:eastAsia="Calibri"/>
-          <w:b w:val="0"/>
-          <w:i w:val="0"/>
-          <w:sz w:val="22"/>
-        </w:rPr>
-        <w:t>Ишенимдүү убакыт өлчөө кийин фабрика, темир жол жана деңиздеги узундукту аныктоонун негизи болгон</w:t>
+        <w:t>Кийин ишенимдүү убакыт эсеби фабрикаларга, темир жолдорго жана деңизде географиялык узундукту аныктоого негиз болгон.</w:t>
       </w:r>
     </w:p>
     <w:p>
       <w:pPr>
-        <w:keepNext/>
-        <w:spacing w:before="240" w:after="120"/>
+        <w:pStyle w:val="Heading1"/>
+        <w:widowControl/>
       </w:pPr>
       <w:r>
-        <w:rPr>
-          <w:rFonts w:ascii="Calibri" w:hAnsi="Calibri" w:eastAsia="Calibri"/>
-          <w:b/>
-          <w:i w:val="0"/>
-          <w:color w:val="004E8C"/>
-          <w:sz w:val="28"/>
-        </w:rPr>
-        <w:t>Бул эмне</w:t>
+        <w:t>Бул эмне?</w:t>
       </w:r>
     </w:p>
     <w:p>
       <w:pPr>
-        <w:spacing w:after="160" w:line="276" w:lineRule="auto"/>
+        <w:widowControl/>
       </w:pPr>
       <w:r>
-        <w:rPr>
-          <w:rFonts w:ascii="Calibri" w:hAnsi="Calibri" w:eastAsia="Calibri"/>
-          <w:b w:val="0"/>
-          <w:i w:val="0"/>
-          <w:sz w:val="22"/>
-        </w:rPr>
-        <w:t>Механикалык саат — адатта түшүп келе жаткан жүктө же буралган пружинада сакталган энергияны тиштүү дөңгөлөктөр аркылуу өлчөп чыгарып, убакытты эсептеген машина. Анын өзөгү — жүрүш жөнгө салгыч: ал дөңгөлөктү майда, бир калыптагы кадамдар менен токтотуп-коё берип, пружинанын дароо жазылып кетишин «такылдоого» айлантат. Жебе же коңгуроо Күн көрүнбөгөн учурда да убакытты билдирет. Бул механизм энергияны майда, бирдей өлчөмдө бөлүп чыгарат: тартылуу күчү же буралган пружина бүт коом үчүн жалпы убакыт ыргагына айланат.</w:t>
+        <w:t>Механикалык саат топтолгон энергиянын — адатта түшүп бараткан жүктүн же буралган пружинанын энергиясынын — тиштүү дөңгөлөктөр аркылуу бөлүнүшүн жөнгө салып убакыт өлчөйт. Чечүүчү бөлүк дөңгөлөктү токтотуп, аны улам аз-аздан бошоткон жүрүш механизми. Ошондуктан система көзөмөлсүз айланып кетпей, тыкылдап иштейт. Жебелер же коңгуроолор Күндү көрбөгөн адамдарга да убакытты билдирет. Муну кыймылды тамчылатып ченөөгө салыштырса болот: тартылуу күчү же пружина коом үчүн жалпы ыргакка айланат.</w:t>
       </w:r>
     </w:p>
     <w:p>
       <w:pPr>
-        <w:keepNext/>
-        <w:spacing w:before="240" w:after="120"/>
+        <w:pStyle w:val="Heading1"/>
+        <w:widowControl/>
       </w:pPr>
       <w:r>
-        <w:rPr>
-          <w:rFonts w:ascii="Calibri" w:hAnsi="Calibri" w:eastAsia="Calibri"/>
-          <w:b/>
-          <w:i w:val="0"/>
-          <w:color w:val="004E8C"/>
-          <w:sz w:val="28"/>
-        </w:rPr>
-        <w:t>Аны ким ачкан же ойлоп тапкан</w:t>
+        <w:t xml:space="preserve">Ким ойлоп тапкан</w:t>
       </w:r>
     </w:p>
     <w:p>
       <w:pPr>
-        <w:spacing w:after="160" w:line="276" w:lineRule="auto"/>
+        <w:widowControl/>
       </w:pPr>
       <w:r>
-        <w:rPr>
-          <w:rFonts w:ascii="Calibri" w:hAnsi="Calibri" w:eastAsia="Calibri"/>
-          <w:b w:val="0"/>
-          <w:i w:val="0"/>
-          <w:sz w:val="22"/>
-        </w:rPr>
-        <w:t>Алгачкы механикалык сааттын жалгыз ойлоп табуучусун атоо мүмкүн эмес. Орто кылымдагы европалык усталар чиркөө жана шаар мунараларына шпиндель менен баланс таякчасына негизделген механизмдерди чогултушкан; жазма булактар менен сакталган рамалар XIII кылымдын аягы — XIV кылымга туура келет. Кытайда жана ислам дүйнөсүндө ага чейин эле татаал суу сааттары жана астрономиялык машиналар болгон. Кийин Кристиан Хёйгенс жана башка усталар маятник менен жаңы жөнгө салгычтар аркылуу тактыкты арттырган. Бул жалгыз ачылыш эмес, топтолгон устачылык тарыхы.</w:t>
+        <w:t>Алгачкы механикалык сааттын жалгыз ойлоп табуучусун аташ кыйын. Орто кылымдагы европалык усталар чиркөөлөргө жана шаар мунараларына шпиндель менен термелүүчү туура таякка негизделген алгачкы жөнгө салгычтарды орнотушкан. Документтер менен сакталып калган каркастардын көбү XIII кылымдын аягы — XIV кылымга туура келет. Кытайда жана ислам дүйнөсүндө андан бир нече кылым мурда татаал суу сааттары жана астрономиялык машиналар болгон. Кийин Кристиан Гюйгенс жана башкалар маятник жана жакшыртылган жүрүш механизмдери менен тактыкты өстүргөн. Бул бир жолку ачылыш эмес, топтолгон устачылыктын тарыхы.</w:t>
       </w:r>
     </w:p>
     <w:p>
       <w:pPr>
-        <w:keepNext/>
-        <w:spacing w:before="240" w:after="120"/>
+        <w:pStyle w:val="Heading1"/>
+        <w:widowControl/>
       </w:pPr>
       <w:r>
-        <w:rPr>
-          <w:rFonts w:ascii="Calibri" w:hAnsi="Calibri" w:eastAsia="Calibri"/>
-          <w:b/>
-          <w:i w:val="0"/>
-          <w:color w:val="004E8C"/>
-          <w:sz w:val="28"/>
-        </w:rPr>
-        <w:t>Качан жана кантип пайда болгон</w:t>
+        <w:t>Качан жана кантип пайда болгон?</w:t>
       </w:r>
     </w:p>
     <w:p>
       <w:pPr>
-        <w:spacing w:after="160" w:line="276" w:lineRule="auto"/>
+        <w:widowControl/>
       </w:pPr>
       <w:r>
-        <w:rPr>
-          <w:rFonts w:ascii="Calibri" w:hAnsi="Calibri" w:eastAsia="Calibri"/>
-          <w:b w:val="0"/>
-          <w:i w:val="0"/>
-          <w:sz w:val="22"/>
-        </w:rPr>
-        <w:t>XIV кылымга карата Европанын көптөгөн шаарларында коңгуроону адам эмес, саат механизми кагып калган. Алгачкы машиналар азыркы өлчөм менен өтө так эмес болуп, бир күндө сааттын кыйла бөлүгүнө жаңылышчу, бирок базардын, ибадаттын жана күзөттүн убактысын баары бир тартипке салган. Кийин пружина менен иштеген үй сааттары чыккан; 1656-жылдан кийинки маятник сааты илимий өлчөөнү кыйла тактаган. XVIII кылымдагы деңиз хронометрлери кемеде да узундукту эсептөөгө жетишерлик так убакыт сактаган.</w:t>
+        <w:t>XIV кылымга карата Европанын көп шаарларында коңгуроону кол менен гана эмес, саат механизми менен да кагышкан. Алгачкы машиналар азыркы өлчөм менен өтө так эмес болгон: убакыттан сааттын кыйла бөлүгүнө артта калчу же озуп кетчү. Ошентсе да базарды, сыйынууну жана дубал үстүндөгү күзөттү тартипке салган. Кийин үйдө колдонулган пружиналуу сааттар чыккан. 1656-жылдан кийинки маятник сааттары илимий убакыт өлчөөнү кыйла так кылган. XVIII кылымдагы деңиз хронометрлери кемеде географиялык узундукту аныктоого жетиштүү так убакыт сактаган.</w:t>
       </w:r>
     </w:p>
     <w:p>
       <w:pPr>
-        <w:keepNext/>
-        <w:spacing w:before="240" w:after="120"/>
+        <w:pStyle w:val="Heading1"/>
+        <w:widowControl/>
       </w:pPr>
       <w:r>
-        <w:rPr>
-          <w:rFonts w:ascii="Calibri" w:hAnsi="Calibri" w:eastAsia="Calibri"/>
-          <w:b/>
-          <w:i w:val="0"/>
-          <w:color w:val="004E8C"/>
-          <w:sz w:val="28"/>
-        </w:rPr>
-        <w:t>Илимий жактан мааниси</w:t>
+        <w:t>Илим үчүн мааниси</w:t>
       </w:r>
     </w:p>
     <w:p>
       <w:pPr>
-        <w:spacing w:after="160" w:line="276" w:lineRule="auto"/>
+        <w:widowControl/>
       </w:pPr>
       <w:r>
-        <w:rPr>
-          <w:rFonts w:ascii="Calibri" w:hAnsi="Calibri" w:eastAsia="Calibri"/>
-          <w:b w:val="0"/>
-          <w:i w:val="0"/>
-          <w:sz w:val="22"/>
-        </w:rPr>
-        <w:t>Илимге кайталана турган убакыт аралыгы керек. Механикалык саат убакытты ар кайсы түн менен аспапта салыштырууга боло турган лабораториялык чоңдукка айланткан. Маятник теориясы геометрияны, тартылуу күчүн жана термелүү мезгилин байланыштырган; сааттын катасы да өлчөнүп, азайтылуучу сан болгон. Астрономия, физикалык тажрыйба жана кийин телеграф аркылуу убакытты шайкештөө жалпы секундга таянат. Жүрүш жөнгө салгыч кайтарым байланыш менен башкаруунун да мисалы; бул идея кийин жөнгө салгычтарда жана электроникада кайра кездешет.</w:t>
+        <w:t>Илимге кайталана турган убакыт аралыктары керек. Механикалык саат убакытты ар кайсы түндөрдө жана аспаптарда салыштырууга боло турган лабораториялык чоңдукка айландырган. Маятник теориясы геометрияны, тартылууну жана термелүү мезгилин байланыштырган. Сааттын катасы да өлчөнүп, азайтылуучу чоңдук болгон. Астрономия, физикалык тажрыйбалар жана кийин телеграф аркылуу убакытты шайкештөө жалпы секундаларга таянат. Жүрүш механизми кайра байланыш менен башкаруунун да мисалы; бул идеялар кийин жөнгө салгычтарда жана электроникада кездешет.</w:t>
       </w:r>
     </w:p>
     <w:p>
       <w:pPr>
-        <w:keepNext/>
-        <w:spacing w:before="240" w:after="120"/>
+        <w:pStyle w:val="Heading1"/>
+        <w:widowControl/>
       </w:pPr>
       <w:r>
-        <w:rPr>
-          <w:rFonts w:ascii="Calibri" w:hAnsi="Calibri" w:eastAsia="Calibri"/>
-          <w:b/>
-          <w:i w:val="0"/>
-          <w:color w:val="004E8C"/>
-          <w:sz w:val="28"/>
-        </w:rPr>
-        <w:t>Кийинки өнүгүүлөргө тийгизген таасири</w:t>
+        <w:t>Кийинки өнүгүүгө тийгизген таасири</w:t>
       </w:r>
     </w:p>
     <w:p>
       <w:pPr>
-        <w:spacing w:after="160" w:line="276" w:lineRule="auto"/>
+        <w:widowControl/>
       </w:pPr>
       <w:r>
-        <w:rPr>
-          <w:rFonts w:ascii="Calibri" w:hAnsi="Calibri" w:eastAsia="Calibri"/>
-          <w:b w:val="0"/>
-          <w:i w:val="0"/>
-          <w:sz w:val="22"/>
-        </w:rPr>
-        <w:t>Бирдей саат ишти өзгөрткөн: нөөмөт, мектеп коңгуроосу жана темир жол жадыбалы алыскы шаарларда бир эле мүнөт болушун талап кылат. Так саат деңиздеги узундукту, картаны жана дүйнөлүк багыт аныктоону жакшырткан. Кварц жана атом сааттары башка физикага негизделет, бирок механикалык мунара саатынын коомдук милдетин — жалпы убакыт эталонун — улантат. Фабрика машинаны секундасына чейин, лаборатория реакцияны убакыт боюнча өлчөй баштаган.</w:t>
+        <w:t>Бирдей сааттар эмгекти өзгөрткөн: нөөмөттөр, мектеп коңгуроосу жана темир жол жадыбалы алыскы шаарларда мүнөт бирдей болушун талап кылат. Так саат географиялык узундукту, карталарды жана дүйнөлүк багыт табууну камсыз кылган. Кварцтык жана атомдук сааттар башка физикага таянса да, мунара саатынын коомдук ролун — жалпы эталон болууну — мурастаган. Фабрикалар машиналарды секундага жараша, лабораториялар реакциялардын убактысын өлчөгөн.</w:t>
       </w:r>
     </w:p>
     <w:p>
       <w:pPr>
-        <w:keepNext/>
-        <w:spacing w:before="240" w:after="120"/>
+        <w:pStyle w:val="Heading1"/>
+        <w:widowControl/>
       </w:pPr>
       <w:r>
-        <w:rPr>
-          <w:rFonts w:ascii="Calibri" w:hAnsi="Calibri" w:eastAsia="Calibri"/>
-          <w:b/>
-          <w:i w:val="0"/>
-          <w:color w:val="004E8C"/>
-          <w:sz w:val="28"/>
-        </w:rPr>
-        <w:t>Адамдардын жашоосун кантип өзгөрткөн</w:t>
+        <w:t>Адамдардын жашоосун кантип өзгөрткөн?</w:t>
       </w:r>
     </w:p>
     <w:p>
       <w:pPr>
-        <w:spacing w:after="160" w:line="276" w:lineRule="auto"/>
+        <w:widowControl/>
       </w:pPr>
       <w:r>
-        <w:rPr>
-          <w:rFonts w:ascii="Calibri" w:hAnsi="Calibri" w:eastAsia="Calibri"/>
-          <w:b w:val="0"/>
-          <w:i w:val="0"/>
-          <w:sz w:val="22"/>
-        </w:rPr>
-        <w:t>Адамдар күндүн чыгышына гана эмес, коңгуроого карап жашай баштаган. Жолугушуу, саат менен төлөнгөн эмгек акы жана макулдашылган сапар мүмкүн болгон. Монастырь менен шаар жалпы кагышка ээ болсо, кийин жумушчу убакыт тартибине баш ийген жана кээде ага нааразы болгон. Чөнтөк сааты бул кагышты ар бир адамга алып келген. Кечигүү тынчсыздануусун да саат күчөткөн. Бирок дал ушул машина илимий өлчөөлөрдү так жүргүзүүгө жана алыскы жерлердеги иштерди убакыт боюнча макулдашууга жол ачып, дубалдагы көлөкөгө карап болжолдоо зарылдыгын жойгон.</w:t>
+        <w:t>Адамдар күн чыгышына эле эмес, коңгуроого да карап жашай баштаган. Так жолугушуулар, сааттык акы жана макулдашылган сапарлар мүмкүн болгон. Монастырлар менен шаарлар жалпы ыргакка ээ болгон; кийин жумушчулар убакыт тартибине баш ийген, кээде ага нааразы болушкан. Чөнтөк сааты бул ыргакты жеке адамга жеткирген. Кечигүүдөн кабатырлануунун азыркы түрүн жаратууга да сааттар катышкан. Ошол эле машиналар илимди жана алыскы ишенимдүү кызматташууну дубалдагы көлөкөдөн убакыт болжолдоодон бошоткон.</w:t>
       </w:r>
     </w:p>
     <w:p>
       <w:pPr>
-        <w:keepNext/>
-        <w:spacing w:before="240" w:after="120"/>
+        <w:pStyle w:val="Heading1"/>
+        <w:widowControl/>
       </w:pPr>
       <w:r>
-        <w:rPr>
-          <w:rFonts w:ascii="Calibri" w:hAnsi="Calibri" w:eastAsia="Calibri"/>
-          <w:b/>
-          <w:i w:val="0"/>
-          <w:color w:val="004E8C"/>
-          <w:sz w:val="28"/>
-        </w:rPr>
-        <w:t>Булактар жана шилтемелер</w:t>
+        <w:t>Булактар жана кошумча окуу</w:t>
       </w:r>
     </w:p>
     <w:p>
       <w:pPr>
-        <w:keepNext/>
-        <w:spacing w:before="240" w:after="120"/>
+        <w:pStyle w:val="Heading2"/>
+        <w:widowControl/>
       </w:pPr>
       <w:r>
         <w:rPr>
-          <w:rFonts w:ascii="Calibri" w:hAnsi="Calibri" w:eastAsia="Calibri"/>
-          <w:b/>
-          <w:i w:val="0"/>
-          <w:color w:val="004E8C"/>
-          <w:sz w:val="24"/>
+          <w:sz w:val="20"/>
         </w:rPr>
-        <w:t>A. Китептер жана негизги илимий эмгектер</w:t>
+        <w:t>Китептер жана негизги илимий эмгектер</w:t>
       </w:r>
     </w:p>
     <w:p>
       <w:pPr>
-        <w:spacing w:after="80"/>
-        <w:ind w:left="360"/>
+        <w:widowControl/>
       </w:pPr>
       <w:r>
         <w:rPr>
-          <w:rFonts w:ascii="Calibri" w:hAnsi="Calibri" w:eastAsia="Calibri"/>
-          <w:b w:val="0"/>
-          <w:i w:val="0"/>
-          <w:sz w:val="22"/>
+          <w:sz w:val="20"/>
         </w:rPr>
         <w:t>1. Landes, David S. Revolution in Time: Clocks and the Making of the Modern World. Cambridge, MA: Harvard University Press, 1983.</w:t>
       </w:r>
     </w:p>
     <w:p>
       <w:pPr>
-        <w:keepNext/>
-        <w:spacing w:before="240" w:after="120"/>
+        <w:pStyle w:val="Heading2"/>
+        <w:widowControl/>
       </w:pPr>
       <w:r>
         <w:rPr>
-          <w:rFonts w:ascii="Calibri" w:hAnsi="Calibri" w:eastAsia="Calibri"/>
-          <w:b/>
-          <w:i w:val="0"/>
-          <w:color w:val="004E8C"/>
-          <w:sz w:val="24"/>
+          <w:sz w:val="20"/>
         </w:rPr>
-        <w:t>C. Мекемелердин материалдары жана энциклопедиялык булактар</w:t>
+        <w:t>Уюмдардын жана энциклопедиялардын материалдары</w:t>
       </w:r>
     </w:p>
     <w:p>
       <w:pPr>
-        <w:spacing w:after="80"/>
-        <w:ind w:left="360"/>
+        <w:widowControl/>
       </w:pPr>
       <w:r>
         <w:rPr>
-          <w:rFonts w:ascii="Calibri" w:hAnsi="Calibri" w:eastAsia="Calibri"/>
-          <w:b w:val="0"/>
-          <w:i w:val="0"/>
-          <w:sz w:val="22"/>
+          <w:sz w:val="20"/>
         </w:rPr>
-        <w:t>1. Encyclopaedia Britannica. “Clock” (“Саат”).</w:t>
-      </w:r>
-      <w:r>
-        <w:rPr>
-          <w:rFonts w:ascii="Calibri" w:hAnsi="Calibri" w:eastAsia="Calibri"/>
-          <w:b w:val="0"/>
-          <w:i w:val="0"/>
-          <w:sz w:val="22"/>
-        </w:rPr>
-        <w:t xml:space="preserve"> </w:t>
+        <w:t xml:space="preserve">1. Encyclopaedia Britannica. 'Clock.' </w:t>
       </w:r>
       <w:hyperlink r:id="rId9">
         <w:r>
           <w:rPr>
-            <w:rFonts w:ascii="Calibri" w:hAnsi="Calibri" w:eastAsia="Calibri"/>
-            <w:b w:val="0"/>
-            <w:i w:val="0"/>
-            <w:sz w:val="22"/>
-            <w:color w:val="0563C1"/>
-            <w:u w:val="single"/>
+            <w:sz w:val="20"/>
           </w:rPr>
           <w:t>https://www.britannica.com/technology/clock</w:t>
         </w:r>
       </w:hyperlink>
+      <w:r>
+        <w:rPr>
+          <w:sz w:val="20"/>
+        </w:rPr>
+      </w:r>
     </w:p>
     <w:p>
       <w:pPr>
-        <w:spacing w:after="80"/>
-        <w:ind w:left="360"/>
+        <w:widowControl/>
       </w:pPr>
       <w:r>
         <w:rPr>
-          <w:rFonts w:ascii="Calibri" w:hAnsi="Calibri" w:eastAsia="Calibri"/>
-          <w:b w:val="0"/>
-          <w:i w:val="0"/>
-          <w:sz w:val="22"/>
+          <w:sz w:val="20"/>
         </w:rPr>
-        <w:t>2. Encyclopaedia Britannica. “Escapement” (“Жүрүш жөнгө салгыч”).</w:t>
-      </w:r>
-      <w:r>
-        <w:rPr>
-          <w:rFonts w:ascii="Calibri" w:hAnsi="Calibri" w:eastAsia="Calibri"/>
-          <w:b w:val="0"/>
-          <w:i w:val="0"/>
-          <w:sz w:val="22"/>
-        </w:rPr>
-        <w:t xml:space="preserve"> </w:t>
+        <w:t xml:space="preserve">2. Encyclopaedia Britannica. 'Escapement.' </w:t>
       </w:r>
       <w:hyperlink r:id="rId10">
         <w:r>
           <w:rPr>
-            <w:rFonts w:ascii="Calibri" w:hAnsi="Calibri" w:eastAsia="Calibri"/>
-            <w:b w:val="0"/>
-            <w:i w:val="0"/>
-            <w:sz w:val="22"/>
-            <w:color w:val="0563C1"/>
-            <w:u w:val="single"/>
+            <w:sz w:val="20"/>
           </w:rPr>
           <w:t>https://www.britannica.com/technology/escapement</w:t>
         </w:r>
       </w:hyperlink>
-    </w:p>
-    <w:p>
-      <w:pPr>
-        <w:keepNext/>
-        <w:spacing w:before="240" w:after="120"/>
-      </w:pPr>
       <w:r>
         <w:rPr>
-          <w:rFonts w:ascii="Calibri" w:hAnsi="Calibri" w:eastAsia="Calibri"/>
-          <w:b/>
-          <w:i w:val="0"/>
-          <w:color w:val="004E8C"/>
-          <w:sz w:val="24"/>
+          <w:sz w:val="20"/>
         </w:rPr>
-        <w:t>J. Басма сөз, илимий-популярдуу жана жалпы маалымат булактары</w:t>
       </w:r>
     </w:p>
     <w:p>
       <w:pPr>
-        <w:spacing w:after="80"/>
-        <w:ind w:left="360"/>
+        <w:pStyle w:val="Heading2"/>
+        <w:widowControl/>
       </w:pPr>
       <w:r>
         <w:rPr>
-          <w:rFonts w:ascii="Calibri" w:hAnsi="Calibri" w:eastAsia="Calibri"/>
-          <w:b w:val="0"/>
-          <w:i w:val="0"/>
-          <w:sz w:val="22"/>
+          <w:sz w:val="20"/>
         </w:rPr>
-        <w:t>1. Smithsonian Magazine. “A Short History of Telling Time” (“Убакыт өлчөөнүн кыскача тарыхы”).</w:t>
+        <w:t>Басма сөз, илимий-популярдуу жана маалымдама материалдар</w:t>
       </w:r>
+    </w:p>
+    <w:p>
+      <w:pPr>
+        <w:widowControl/>
+      </w:pPr>
       <w:r>
         <w:rPr>
-          <w:rFonts w:ascii="Calibri" w:hAnsi="Calibri" w:eastAsia="Calibri"/>
-          <w:b w:val="0"/>
-          <w:i w:val="0"/>
-          <w:sz w:val="22"/>
+          <w:sz w:val="20"/>
         </w:rPr>
-        <w:t xml:space="preserve"> </w:t>
+        <w:t xml:space="preserve">1. Smithsonian Magazine. 'A Short History of Telling Time.' </w:t>
       </w:r>
       <w:hyperlink r:id="rId11">
         <w:r>
           <w:rPr>
-            <w:rFonts w:ascii="Calibri" w:hAnsi="Calibri" w:eastAsia="Calibri"/>
-            <w:b w:val="0"/>
-            <w:i w:val="0"/>
-            <w:sz w:val="22"/>
-            <w:color w:val="0563C1"/>
-            <w:u w:val="single"/>
+            <w:sz w:val="20"/>
           </w:rPr>
           <w:t>https://www.smithsonianmag.com/innovation/short-history-telling-time-180969353/</w:t>
         </w:r>
       </w:hyperlink>
+      <w:r>
+        <w:rPr>
+          <w:sz w:val="20"/>
+        </w:rPr>
+      </w:r>
     </w:p>
     <w:sectPr>
-      <w:pgSz w:w="12240" w:h="15840"/>
-      <w:pgMar w:top="1296" w:right="1440" w:bottom="1296" w:left="1440" w:header="720" w:footer="720" w:gutter="0"/>
+      <w:footerReference w:type="default" r:id="rId12"/>
+      <w:pgSz w:w="11906" w:h="16838"/>
+      <w:pgMar w:top="1020" w:right="1134" w:bottom="1020" w:left="1134" w:header="720" w:footer="720" w:gutter="0"/>
       <w:cols w:space="720"/>
       <w:docGrid w:linePitch="360"/>
     </w:sectPr>
   </w:body>
 </w:document>
+</file>
+
+<file path=word/footer1.xml><?xml version="1.0" encoding="utf-8"?>
+<w:ftr xmlns:m="http://schemas.openxmlformats.org/officeDocument/2006/math" xmlns:mc="http://schemas.openxmlformats.org/markup-compatibility/2006" xmlns:mo="http://schemas.microsoft.com/office/mac/office/2008/main" xmlns:mv="urn:schemas-microsoft-com:mac:vml" xmlns:o="urn:schemas-microsoft-com:office:office" xmlns:r="http://schemas.openxmlformats.org/officeDocument/2006/relationships" xmlns:v="urn:schemas-microsoft-com:vml" xmlns:w10="urn:schemas-microsoft-com:office:word" xmlns:w14="http://schemas.microsoft.com/office/word/2010/wordml" xmlns:w="http://schemas.openxmlformats.org/wordprocessingml/2006/main" xmlns:wne="http://schemas.microsoft.com/office/word/2006/wordml" xmlns:wp14="http://schemas.microsoft.com/office/word/2010/wordprocessingDrawing" xmlns:wp="http://schemas.openxmlformats.org/drawingml/2006/wordprocessingDrawing" xmlns:wpc="http://schemas.microsoft.com/office/word/2010/wordprocessingCanvas" xmlns:wpg="http://schemas.microsoft.com/office/word/2010/wordprocessingGroup" xmlns:wpi="http://schemas.microsoft.com/office/word/2010/wordprocessingInk" xmlns:wps="http://schemas.microsoft.com/office/word/2010/wordprocessingShape" mc:Ignorable="w14 wp14">
+  <w:p>
+    <w:pPr>
+      <w:pStyle w:val="Footer"/>
+      <w:jc w:val="right"/>
+    </w:pPr>
+    <w:fldSimple w:instr="PAGE"/>
+  </w:p>
+</w:ftr>
 </file>
 
 <file path=word/numbering.xml><?xml version="1.0" encoding="utf-8"?>
@@ -735,7 +558,7 @@
   <w:docDefaults>
     <w:rPrDefault>
       <w:rPr>
-        <w:rFonts w:asciiTheme="minorHAnsi" w:eastAsiaTheme="minorEastAsia" w:hAnsiTheme="minorHAnsi" w:cstheme="minorBidi"/>
+        <w:rFonts/>
         <w:sz w:val="22"/>
         <w:szCs w:val="22"/>
         <w:lang w:val="en-US" w:eastAsia="en-US" w:bidi="ar-SA"/>
@@ -890,6 +713,15 @@
     <w:name w:val="Normal"/>
     <w:qFormat/>
     <w:rsid w:val="00FC693F"/>
+    <w:pPr>
+      <w:spacing w:after="120" w:line="259" w:lineRule="auto"/>
+    </w:pPr>
+    <w:rPr>
+      <w:rFonts w:ascii="Times New Roman" w:hAnsi="Times New Roman"/>
+      <w:color w:val="000000"/>
+      <w:sz w:val="24"/>
+      <w:lang w:val="ky-KG"/>
+    </w:rPr>
   </w:style>
   <w:style w:type="paragraph" w:styleId="Header">
     <w:name w:val="header"/>
@@ -946,16 +778,17 @@
     <w:pPr>
       <w:keepNext/>
       <w:keepLines/>
-      <w:spacing w:before="480" w:after="0"/>
+      <w:spacing w:before="480" w:after="120" w:line="259" w:lineRule="auto"/>
       <w:outlineLvl w:val="0"/>
     </w:pPr>
     <w:rPr>
-      <w:rFonts w:asciiTheme="majorHAnsi" w:eastAsiaTheme="majorEastAsia" w:hAnsiTheme="majorHAnsi" w:cstheme="majorBidi"/>
+      <w:rFonts w:ascii="Times New Roman" w:hAnsi="Times New Roman"/>
       <w:b/>
       <w:bCs/>
-      <w:color w:val="365F91" w:themeColor="accent1" w:themeShade="BF"/>
-      <w:sz w:val="28"/>
+      <w:color w:val="000000"/>
+      <w:sz w:val="26"/>
       <w:szCs w:val="28"/>
+      <w:lang w:val="ky-KG"/>
     </w:rPr>
   </w:style>
   <w:style w:type="paragraph" w:styleId="Heading2">
@@ -970,16 +803,17 @@
     <w:pPr>
       <w:keepNext/>
       <w:keepLines/>
-      <w:spacing w:before="200" w:after="0"/>
+      <w:spacing w:before="200" w:after="120" w:line="259" w:lineRule="auto"/>
       <w:outlineLvl w:val="1"/>
     </w:pPr>
     <w:rPr>
-      <w:rFonts w:asciiTheme="majorHAnsi" w:eastAsiaTheme="majorEastAsia" w:hAnsiTheme="majorHAnsi" w:cstheme="majorBidi"/>
+      <w:rFonts w:ascii="Times New Roman" w:hAnsi="Times New Roman"/>
       <w:b/>
       <w:bCs/>
-      <w:color w:val="4F81BD" w:themeColor="accent1"/>
+      <w:color w:val="000000"/>
       <w:sz w:val="26"/>
       <w:szCs w:val="26"/>
+      <w:lang w:val="ky-KG"/>
     </w:rPr>
   </w:style>
   <w:style w:type="paragraph" w:styleId="Heading3">
@@ -998,7 +832,7 @@
       <w:outlineLvl w:val="2"/>
     </w:pPr>
     <w:rPr>
-      <w:rFonts w:asciiTheme="majorHAnsi" w:eastAsiaTheme="majorEastAsia" w:hAnsiTheme="majorHAnsi" w:cstheme="majorBidi"/>
+      <w:rFonts/>
       <w:b/>
       <w:bCs/>
       <w:color w:val="4F81BD" w:themeColor="accent1"/>
@@ -1021,7 +855,7 @@
       <w:outlineLvl w:val="3"/>
     </w:pPr>
     <w:rPr>
-      <w:rFonts w:asciiTheme="majorHAnsi" w:eastAsiaTheme="majorEastAsia" w:hAnsiTheme="majorHAnsi" w:cstheme="majorBidi"/>
+      <w:rFonts/>
       <w:b/>
       <w:bCs/>
       <w:i/>
@@ -1046,7 +880,7 @@
       <w:outlineLvl w:val="4"/>
     </w:pPr>
     <w:rPr>
-      <w:rFonts w:asciiTheme="majorHAnsi" w:eastAsiaTheme="majorEastAsia" w:hAnsiTheme="majorHAnsi" w:cstheme="majorBidi"/>
+      <w:rFonts/>
       <w:color w:val="243F60" w:themeColor="accent1" w:themeShade="7F"/>
     </w:rPr>
   </w:style>
@@ -1067,7 +901,7 @@
       <w:outlineLvl w:val="5"/>
     </w:pPr>
     <w:rPr>
-      <w:rFonts w:asciiTheme="majorHAnsi" w:eastAsiaTheme="majorEastAsia" w:hAnsiTheme="majorHAnsi" w:cstheme="majorBidi"/>
+      <w:rFonts/>
       <w:i/>
       <w:iCs/>
       <w:color w:val="243F60" w:themeColor="accent1" w:themeShade="7F"/>
@@ -1090,7 +924,7 @@
       <w:outlineLvl w:val="6"/>
     </w:pPr>
     <w:rPr>
-      <w:rFonts w:asciiTheme="majorHAnsi" w:eastAsiaTheme="majorEastAsia" w:hAnsiTheme="majorHAnsi" w:cstheme="majorBidi"/>
+      <w:rFonts/>
       <w:i/>
       <w:iCs/>
       <w:color w:val="404040" w:themeColor="text1" w:themeTint="BF"/>
@@ -1113,7 +947,7 @@
       <w:outlineLvl w:val="7"/>
     </w:pPr>
     <w:rPr>
-      <w:rFonts w:asciiTheme="majorHAnsi" w:eastAsiaTheme="majorEastAsia" w:hAnsiTheme="majorHAnsi" w:cstheme="majorBidi"/>
+      <w:rFonts/>
       <w:color w:val="4F81BD" w:themeColor="accent1"/>
       <w:sz w:val="20"/>
       <w:szCs w:val="20"/>
@@ -1136,7 +970,7 @@
       <w:outlineLvl w:val="8"/>
     </w:pPr>
     <w:rPr>
-      <w:rFonts w:asciiTheme="majorHAnsi" w:eastAsiaTheme="majorEastAsia" w:hAnsiTheme="majorHAnsi" w:cstheme="majorBidi"/>
+      <w:rFonts/>
       <w:i/>
       <w:iCs/>
       <w:color w:val="404040" w:themeColor="text1" w:themeTint="BF"/>
@@ -1187,7 +1021,7 @@
     <w:uiPriority w:val="9"/>
     <w:rsid w:val="00FC693F"/>
     <w:rPr>
-      <w:rFonts w:asciiTheme="majorHAnsi" w:eastAsiaTheme="majorEastAsia" w:hAnsiTheme="majorHAnsi" w:cstheme="majorBidi"/>
+      <w:rFonts/>
       <w:b/>
       <w:bCs/>
       <w:color w:val="365F91" w:themeColor="accent1" w:themeShade="BF"/>
@@ -1202,7 +1036,7 @@
     <w:uiPriority w:val="9"/>
     <w:rsid w:val="00FC693F"/>
     <w:rPr>
-      <w:rFonts w:asciiTheme="majorHAnsi" w:eastAsiaTheme="majorEastAsia" w:hAnsiTheme="majorHAnsi" w:cstheme="majorBidi"/>
+      <w:rFonts/>
       <w:b/>
       <w:bCs/>
       <w:color w:val="4F81BD" w:themeColor="accent1"/>
@@ -1217,7 +1051,7 @@
     <w:uiPriority w:val="9"/>
     <w:rsid w:val="00FC693F"/>
     <w:rPr>
-      <w:rFonts w:asciiTheme="majorHAnsi" w:eastAsiaTheme="majorEastAsia" w:hAnsiTheme="majorHAnsi" w:cstheme="majorBidi"/>
+      <w:rFonts/>
       <w:b/>
       <w:bCs/>
       <w:color w:val="4F81BD" w:themeColor="accent1"/>
@@ -1232,19 +1066,17 @@
     <w:qFormat/>
     <w:rsid w:val="00FC693F"/>
     <w:pPr>
-      <w:pBdr>
-        <w:bottom w:val="single" w:sz="8" w:space="4" w:color="4F81BD" w:themeColor="accent1"/>
-      </w:pBdr>
-      <w:spacing w:after="300" w:line="240" w:lineRule="auto"/>
+      <w:spacing w:after="120" w:line="259" w:lineRule="auto"/>
       <w:contextualSpacing/>
     </w:pPr>
     <w:rPr>
-      <w:rFonts w:asciiTheme="majorHAnsi" w:eastAsiaTheme="majorEastAsia" w:hAnsiTheme="majorHAnsi" w:cstheme="majorBidi"/>
-      <w:color w:val="17365D" w:themeColor="text2" w:themeShade="BF"/>
+      <w:rFonts w:ascii="Times New Roman" w:hAnsi="Times New Roman"/>
+      <w:color w:val="000000"/>
       <w:spacing w:val="5"/>
       <w:kern w:val="28"/>
-      <w:sz w:val="52"/>
+      <w:sz w:val="40"/>
       <w:szCs w:val="52"/>
+      <w:lang w:val="ky-KG"/>
     </w:rPr>
   </w:style>
   <w:style w:type="character" w:customStyle="1" w:styleId="TitleChar">
@@ -1254,7 +1086,7 @@
     <w:uiPriority w:val="10"/>
     <w:rsid w:val="00FC693F"/>
     <w:rPr>
-      <w:rFonts w:asciiTheme="majorHAnsi" w:eastAsiaTheme="majorEastAsia" w:hAnsiTheme="majorHAnsi" w:cstheme="majorBidi"/>
+      <w:rFonts/>
       <w:color w:val="17365D" w:themeColor="text2" w:themeShade="BF"/>
       <w:spacing w:val="5"/>
       <w:kern w:val="28"/>
@@ -1276,7 +1108,7 @@
       </w:numPr>
     </w:pPr>
     <w:rPr>
-      <w:rFonts w:asciiTheme="majorHAnsi" w:eastAsiaTheme="majorEastAsia" w:hAnsiTheme="majorHAnsi" w:cstheme="majorBidi"/>
+      <w:rFonts/>
       <w:i/>
       <w:iCs/>
       <w:color w:val="4F81BD" w:themeColor="accent1"/>
@@ -1292,7 +1124,7 @@
     <w:uiPriority w:val="11"/>
     <w:rsid w:val="00FC693F"/>
     <w:rPr>
-      <w:rFonts w:asciiTheme="majorHAnsi" w:eastAsiaTheme="majorEastAsia" w:hAnsiTheme="majorHAnsi" w:cstheme="majorBidi"/>
+      <w:rFonts/>
       <w:i/>
       <w:iCs/>
       <w:color w:val="4F81BD" w:themeColor="accent1"/>
@@ -1417,8 +1249,15 @@
       <w:numPr>
         <w:numId w:val="1"/>
       </w:numPr>
+      <w:spacing w:after="120" w:line="259" w:lineRule="auto"/>
       <w:contextualSpacing/>
     </w:pPr>
+    <w:rPr>
+      <w:rFonts w:ascii="Times New Roman" w:hAnsi="Times New Roman"/>
+      <w:color w:val="000000"/>
+      <w:sz w:val="24"/>
+      <w:lang w:val="ky-KG"/>
+    </w:rPr>
   </w:style>
   <w:style w:type="paragraph" w:styleId="ListBullet2">
     <w:name w:val="List Bullet 2"/>
@@ -1590,7 +1429,7 @@
     <w:semiHidden/>
     <w:rsid w:val="00FC693F"/>
     <w:rPr>
-      <w:rFonts w:asciiTheme="majorHAnsi" w:eastAsiaTheme="majorEastAsia" w:hAnsiTheme="majorHAnsi" w:cstheme="majorBidi"/>
+      <w:rFonts/>
       <w:b/>
       <w:bCs/>
       <w:i/>
@@ -1606,7 +1445,7 @@
     <w:semiHidden/>
     <w:rsid w:val="00FC693F"/>
     <w:rPr>
-      <w:rFonts w:asciiTheme="majorHAnsi" w:eastAsiaTheme="majorEastAsia" w:hAnsiTheme="majorHAnsi" w:cstheme="majorBidi"/>
+      <w:rFonts/>
       <w:color w:val="243F60" w:themeColor="accent1" w:themeShade="7F"/>
     </w:rPr>
   </w:style>
@@ -1618,7 +1457,7 @@
     <w:semiHidden/>
     <w:rsid w:val="00FC693F"/>
     <w:rPr>
-      <w:rFonts w:asciiTheme="majorHAnsi" w:eastAsiaTheme="majorEastAsia" w:hAnsiTheme="majorHAnsi" w:cstheme="majorBidi"/>
+      <w:rFonts/>
       <w:i/>
       <w:iCs/>
       <w:color w:val="243F60" w:themeColor="accent1" w:themeShade="7F"/>
@@ -1632,7 +1471,7 @@
     <w:semiHidden/>
     <w:rsid w:val="00FC693F"/>
     <w:rPr>
-      <w:rFonts w:asciiTheme="majorHAnsi" w:eastAsiaTheme="majorEastAsia" w:hAnsiTheme="majorHAnsi" w:cstheme="majorBidi"/>
+      <w:rFonts/>
       <w:i/>
       <w:iCs/>
       <w:color w:val="404040" w:themeColor="text1" w:themeTint="BF"/>
@@ -1646,7 +1485,7 @@
     <w:semiHidden/>
     <w:rsid w:val="00FC693F"/>
     <w:rPr>
-      <w:rFonts w:asciiTheme="majorHAnsi" w:eastAsiaTheme="majorEastAsia" w:hAnsiTheme="majorHAnsi" w:cstheme="majorBidi"/>
+      <w:rFonts/>
       <w:color w:val="4F81BD" w:themeColor="accent1"/>
       <w:sz w:val="20"/>
       <w:szCs w:val="20"/>
@@ -1660,7 +1499,7 @@
     <w:semiHidden/>
     <w:rsid w:val="00FC693F"/>
     <w:rPr>
-      <w:rFonts w:asciiTheme="majorHAnsi" w:eastAsiaTheme="majorEastAsia" w:hAnsiTheme="majorHAnsi" w:cstheme="majorBidi"/>
+      <w:rFonts/>
       <w:i/>
       <w:iCs/>
       <w:color w:val="404040" w:themeColor="text1" w:themeTint="BF"/>
@@ -1719,9 +1558,6 @@
     <w:qFormat/>
     <w:rsid w:val="00FC693F"/>
     <w:pPr>
-      <w:pBdr>
-        <w:bottom w:val="single" w:sz="4" w:space="4" w:color="4F81BD" w:themeColor="accent1"/>
-      </w:pBdr>
       <w:spacing w:before="200" w:after="280"/>
       <w:ind w:left="936" w:right="936"/>
     </w:pPr>
@@ -3249,7 +3085,7 @@
         <w:spacing w:before="0" w:after="0" w:line="240" w:lineRule="auto"/>
       </w:pPr>
       <w:rPr>
-        <w:rFonts w:asciiTheme="majorHAnsi" w:eastAsiaTheme="majorEastAsia" w:hAnsiTheme="majorHAnsi" w:cstheme="majorBidi"/>
+        <w:rFonts/>
         <w:b/>
         <w:bCs/>
       </w:rPr>
@@ -3270,7 +3106,7 @@
         <w:spacing w:before="0" w:after="0" w:line="240" w:lineRule="auto"/>
       </w:pPr>
       <w:rPr>
-        <w:rFonts w:asciiTheme="majorHAnsi" w:eastAsiaTheme="majorEastAsia" w:hAnsiTheme="majorHAnsi" w:cstheme="majorBidi"/>
+        <w:rFonts/>
         <w:b/>
         <w:bCs/>
       </w:rPr>
@@ -3288,14 +3124,14 @@
     </w:tblStylePr>
     <w:tblStylePr w:type="firstCol">
       <w:rPr>
-        <w:rFonts w:asciiTheme="majorHAnsi" w:eastAsiaTheme="majorEastAsia" w:hAnsiTheme="majorHAnsi" w:cstheme="majorBidi"/>
+        <w:rFonts/>
         <w:b/>
         <w:bCs/>
       </w:rPr>
     </w:tblStylePr>
     <w:tblStylePr w:type="lastCol">
       <w:rPr>
-        <w:rFonts w:asciiTheme="majorHAnsi" w:eastAsiaTheme="majorEastAsia" w:hAnsiTheme="majorHAnsi" w:cstheme="majorBidi"/>
+        <w:rFonts/>
         <w:b/>
         <w:bCs/>
       </w:rPr>
@@ -3379,7 +3215,7 @@
         <w:spacing w:before="0" w:after="0" w:line="240" w:lineRule="auto"/>
       </w:pPr>
       <w:rPr>
-        <w:rFonts w:asciiTheme="majorHAnsi" w:eastAsiaTheme="majorEastAsia" w:hAnsiTheme="majorHAnsi" w:cstheme="majorBidi"/>
+        <w:rFonts/>
         <w:b/>
         <w:bCs/>
       </w:rPr>
@@ -3400,7 +3236,7 @@
         <w:spacing w:before="0" w:after="0" w:line="240" w:lineRule="auto"/>
       </w:pPr>
       <w:rPr>
-        <w:rFonts w:asciiTheme="majorHAnsi" w:eastAsiaTheme="majorEastAsia" w:hAnsiTheme="majorHAnsi" w:cstheme="majorBidi"/>
+        <w:rFonts/>
         <w:b/>
         <w:bCs/>
       </w:rPr>
@@ -3418,14 +3254,14 @@
     </w:tblStylePr>
     <w:tblStylePr w:type="firstCol">
       <w:rPr>
-        <w:rFonts w:asciiTheme="majorHAnsi" w:eastAsiaTheme="majorEastAsia" w:hAnsiTheme="majorHAnsi" w:cstheme="majorBidi"/>
+        <w:rFonts/>
         <w:b/>
         <w:bCs/>
       </w:rPr>
     </w:tblStylePr>
     <w:tblStylePr w:type="lastCol">
       <w:rPr>
-        <w:rFonts w:asciiTheme="majorHAnsi" w:eastAsiaTheme="majorEastAsia" w:hAnsiTheme="majorHAnsi" w:cstheme="majorBidi"/>
+        <w:rFonts/>
         <w:b/>
         <w:bCs/>
       </w:rPr>
@@ -3509,7 +3345,7 @@
         <w:spacing w:before="0" w:after="0" w:line="240" w:lineRule="auto"/>
       </w:pPr>
       <w:rPr>
-        <w:rFonts w:asciiTheme="majorHAnsi" w:eastAsiaTheme="majorEastAsia" w:hAnsiTheme="majorHAnsi" w:cstheme="majorBidi"/>
+        <w:rFonts/>
         <w:b/>
         <w:bCs/>
       </w:rPr>
@@ -3530,7 +3366,7 @@
         <w:spacing w:before="0" w:after="0" w:line="240" w:lineRule="auto"/>
       </w:pPr>
       <w:rPr>
-        <w:rFonts w:asciiTheme="majorHAnsi" w:eastAsiaTheme="majorEastAsia" w:hAnsiTheme="majorHAnsi" w:cstheme="majorBidi"/>
+        <w:rFonts/>
         <w:b/>
         <w:bCs/>
       </w:rPr>
@@ -3548,14 +3384,14 @@
     </w:tblStylePr>
     <w:tblStylePr w:type="firstCol">
       <w:rPr>
-        <w:rFonts w:asciiTheme="majorHAnsi" w:eastAsiaTheme="majorEastAsia" w:hAnsiTheme="majorHAnsi" w:cstheme="majorBidi"/>
+        <w:rFonts/>
         <w:b/>
         <w:bCs/>
       </w:rPr>
     </w:tblStylePr>
     <w:tblStylePr w:type="lastCol">
       <w:rPr>
-        <w:rFonts w:asciiTheme="majorHAnsi" w:eastAsiaTheme="majorEastAsia" w:hAnsiTheme="majorHAnsi" w:cstheme="majorBidi"/>
+        <w:rFonts/>
         <w:b/>
         <w:bCs/>
       </w:rPr>
@@ -3639,7 +3475,7 @@
         <w:spacing w:before="0" w:after="0" w:line="240" w:lineRule="auto"/>
       </w:pPr>
       <w:rPr>
-        <w:rFonts w:asciiTheme="majorHAnsi" w:eastAsiaTheme="majorEastAsia" w:hAnsiTheme="majorHAnsi" w:cstheme="majorBidi"/>
+        <w:rFonts/>
         <w:b/>
         <w:bCs/>
       </w:rPr>
@@ -3660,7 +3496,7 @@
         <w:spacing w:before="0" w:after="0" w:line="240" w:lineRule="auto"/>
       </w:pPr>
       <w:rPr>
-        <w:rFonts w:asciiTheme="majorHAnsi" w:eastAsiaTheme="majorEastAsia" w:hAnsiTheme="majorHAnsi" w:cstheme="majorBidi"/>
+        <w:rFonts/>
         <w:b/>
         <w:bCs/>
       </w:rPr>
@@ -3678,14 +3514,14 @@
     </w:tblStylePr>
     <w:tblStylePr w:type="firstCol">
       <w:rPr>
-        <w:rFonts w:asciiTheme="majorHAnsi" w:eastAsiaTheme="majorEastAsia" w:hAnsiTheme="majorHAnsi" w:cstheme="majorBidi"/>
+        <w:rFonts/>
         <w:b/>
         <w:bCs/>
       </w:rPr>
     </w:tblStylePr>
     <w:tblStylePr w:type="lastCol">
       <w:rPr>
-        <w:rFonts w:asciiTheme="majorHAnsi" w:eastAsiaTheme="majorEastAsia" w:hAnsiTheme="majorHAnsi" w:cstheme="majorBidi"/>
+        <w:rFonts/>
         <w:b/>
         <w:bCs/>
       </w:rPr>
@@ -3769,7 +3605,7 @@
         <w:spacing w:before="0" w:after="0" w:line="240" w:lineRule="auto"/>
       </w:pPr>
       <w:rPr>
-        <w:rFonts w:asciiTheme="majorHAnsi" w:eastAsiaTheme="majorEastAsia" w:hAnsiTheme="majorHAnsi" w:cstheme="majorBidi"/>
+        <w:rFonts/>
         <w:b/>
         <w:bCs/>
       </w:rPr>
@@ -3790,7 +3626,7 @@
         <w:spacing w:before="0" w:after="0" w:line="240" w:lineRule="auto"/>
       </w:pPr>
       <w:rPr>
-        <w:rFonts w:asciiTheme="majorHAnsi" w:eastAsiaTheme="majorEastAsia" w:hAnsiTheme="majorHAnsi" w:cstheme="majorBidi"/>
+        <w:rFonts/>
         <w:b/>
         <w:bCs/>
       </w:rPr>
@@ -3808,14 +3644,14 @@
     </w:tblStylePr>
     <w:tblStylePr w:type="firstCol">
       <w:rPr>
-        <w:rFonts w:asciiTheme="majorHAnsi" w:eastAsiaTheme="majorEastAsia" w:hAnsiTheme="majorHAnsi" w:cstheme="majorBidi"/>
+        <w:rFonts/>
         <w:b/>
         <w:bCs/>
       </w:rPr>
     </w:tblStylePr>
     <w:tblStylePr w:type="lastCol">
       <w:rPr>
-        <w:rFonts w:asciiTheme="majorHAnsi" w:eastAsiaTheme="majorEastAsia" w:hAnsiTheme="majorHAnsi" w:cstheme="majorBidi"/>
+        <w:rFonts/>
         <w:b/>
         <w:bCs/>
       </w:rPr>
@@ -3899,7 +3735,7 @@
         <w:spacing w:before="0" w:after="0" w:line="240" w:lineRule="auto"/>
       </w:pPr>
       <w:rPr>
-        <w:rFonts w:asciiTheme="majorHAnsi" w:eastAsiaTheme="majorEastAsia" w:hAnsiTheme="majorHAnsi" w:cstheme="majorBidi"/>
+        <w:rFonts/>
         <w:b/>
         <w:bCs/>
       </w:rPr>
@@ -3920,7 +3756,7 @@
         <w:spacing w:before="0" w:after="0" w:line="240" w:lineRule="auto"/>
       </w:pPr>
       <w:rPr>
-        <w:rFonts w:asciiTheme="majorHAnsi" w:eastAsiaTheme="majorEastAsia" w:hAnsiTheme="majorHAnsi" w:cstheme="majorBidi"/>
+        <w:rFonts/>
         <w:b/>
         <w:bCs/>
       </w:rPr>
@@ -3938,14 +3774,14 @@
     </w:tblStylePr>
     <w:tblStylePr w:type="firstCol">
       <w:rPr>
-        <w:rFonts w:asciiTheme="majorHAnsi" w:eastAsiaTheme="majorEastAsia" w:hAnsiTheme="majorHAnsi" w:cstheme="majorBidi"/>
+        <w:rFonts/>
         <w:b/>
         <w:bCs/>
       </w:rPr>
     </w:tblStylePr>
     <w:tblStylePr w:type="lastCol">
       <w:rPr>
-        <w:rFonts w:asciiTheme="majorHAnsi" w:eastAsiaTheme="majorEastAsia" w:hAnsiTheme="majorHAnsi" w:cstheme="majorBidi"/>
+        <w:rFonts/>
         <w:b/>
         <w:bCs/>
       </w:rPr>
@@ -4029,7 +3865,7 @@
         <w:spacing w:before="0" w:after="0" w:line="240" w:lineRule="auto"/>
       </w:pPr>
       <w:rPr>
-        <w:rFonts w:asciiTheme="majorHAnsi" w:eastAsiaTheme="majorEastAsia" w:hAnsiTheme="majorHAnsi" w:cstheme="majorBidi"/>
+        <w:rFonts/>
         <w:b/>
         <w:bCs/>
       </w:rPr>
@@ -4050,7 +3886,7 @@
         <w:spacing w:before="0" w:after="0" w:line="240" w:lineRule="auto"/>
       </w:pPr>
       <w:rPr>
-        <w:rFonts w:asciiTheme="majorHAnsi" w:eastAsiaTheme="majorEastAsia" w:hAnsiTheme="majorHAnsi" w:cstheme="majorBidi"/>
+        <w:rFonts/>
         <w:b/>
         <w:bCs/>
       </w:rPr>
@@ -4068,14 +3904,14 @@
     </w:tblStylePr>
     <w:tblStylePr w:type="firstCol">
       <w:rPr>
-        <w:rFonts w:asciiTheme="majorHAnsi" w:eastAsiaTheme="majorEastAsia" w:hAnsiTheme="majorHAnsi" w:cstheme="majorBidi"/>
+        <w:rFonts/>
         <w:b/>
         <w:bCs/>
       </w:rPr>
     </w:tblStylePr>
     <w:tblStylePr w:type="lastCol">
       <w:rPr>
-        <w:rFonts w:asciiTheme="majorHAnsi" w:eastAsiaTheme="majorEastAsia" w:hAnsiTheme="majorHAnsi" w:cstheme="majorBidi"/>
+        <w:rFonts/>
         <w:b/>
         <w:bCs/>
       </w:rPr>
@@ -5940,7 +5776,7 @@
     </w:tblPr>
     <w:tblStylePr w:type="firstRow">
       <w:rPr>
-        <w:rFonts w:asciiTheme="majorHAnsi" w:eastAsiaTheme="majorEastAsia" w:hAnsiTheme="majorHAnsi" w:cstheme="majorBidi"/>
+        <w:rFonts/>
       </w:rPr>
       <w:tblPr/>
       <w:tcPr>
@@ -6024,7 +5860,7 @@
     </w:tblPr>
     <w:tblStylePr w:type="firstRow">
       <w:rPr>
-        <w:rFonts w:asciiTheme="majorHAnsi" w:eastAsiaTheme="majorEastAsia" w:hAnsiTheme="majorHAnsi" w:cstheme="majorBidi"/>
+        <w:rFonts/>
       </w:rPr>
       <w:tblPr/>
       <w:tcPr>
@@ -6108,7 +5944,7 @@
     </w:tblPr>
     <w:tblStylePr w:type="firstRow">
       <w:rPr>
-        <w:rFonts w:asciiTheme="majorHAnsi" w:eastAsiaTheme="majorEastAsia" w:hAnsiTheme="majorHAnsi" w:cstheme="majorBidi"/>
+        <w:rFonts/>
       </w:rPr>
       <w:tblPr/>
       <w:tcPr>
@@ -6192,7 +6028,7 @@
     </w:tblPr>
     <w:tblStylePr w:type="firstRow">
       <w:rPr>
-        <w:rFonts w:asciiTheme="majorHAnsi" w:eastAsiaTheme="majorEastAsia" w:hAnsiTheme="majorHAnsi" w:cstheme="majorBidi"/>
+        <w:rFonts/>
       </w:rPr>
       <w:tblPr/>
       <w:tcPr>
@@ -6276,7 +6112,7 @@
     </w:tblPr>
     <w:tblStylePr w:type="firstRow">
       <w:rPr>
-        <w:rFonts w:asciiTheme="majorHAnsi" w:eastAsiaTheme="majorEastAsia" w:hAnsiTheme="majorHAnsi" w:cstheme="majorBidi"/>
+        <w:rFonts/>
       </w:rPr>
       <w:tblPr/>
       <w:tcPr>
@@ -6360,7 +6196,7 @@
     </w:tblPr>
     <w:tblStylePr w:type="firstRow">
       <w:rPr>
-        <w:rFonts w:asciiTheme="majorHAnsi" w:eastAsiaTheme="majorEastAsia" w:hAnsiTheme="majorHAnsi" w:cstheme="majorBidi"/>
+        <w:rFonts/>
       </w:rPr>
       <w:tblPr/>
       <w:tcPr>
@@ -6444,7 +6280,7 @@
     </w:tblPr>
     <w:tblStylePr w:type="firstRow">
       <w:rPr>
-        <w:rFonts w:asciiTheme="majorHAnsi" w:eastAsiaTheme="majorEastAsia" w:hAnsiTheme="majorHAnsi" w:cstheme="majorBidi"/>
+        <w:rFonts/>
       </w:rPr>
       <w:tblPr/>
       <w:tcPr>
@@ -6509,7 +6345,7 @@
       <w:spacing w:after="0" w:line="240" w:lineRule="auto"/>
     </w:pPr>
     <w:rPr>
-      <w:rFonts w:asciiTheme="majorHAnsi" w:eastAsiaTheme="majorEastAsia" w:hAnsiTheme="majorHAnsi" w:cstheme="majorBidi"/>
+      <w:rFonts/>
       <w:color w:val="000000" w:themeColor="text1"/>
     </w:rPr>
     <w:tblPr>
@@ -6637,7 +6473,7 @@
       <w:spacing w:after="0" w:line="240" w:lineRule="auto"/>
     </w:pPr>
     <w:rPr>
-      <w:rFonts w:asciiTheme="majorHAnsi" w:eastAsiaTheme="majorEastAsia" w:hAnsiTheme="majorHAnsi" w:cstheme="majorBidi"/>
+      <w:rFonts/>
       <w:color w:val="000000" w:themeColor="text1"/>
     </w:rPr>
     <w:tblPr>
@@ -6765,7 +6601,7 @@
       <w:spacing w:after="0" w:line="240" w:lineRule="auto"/>
     </w:pPr>
     <w:rPr>
-      <w:rFonts w:asciiTheme="majorHAnsi" w:eastAsiaTheme="majorEastAsia" w:hAnsiTheme="majorHAnsi" w:cstheme="majorBidi"/>
+      <w:rFonts/>
       <w:color w:val="000000" w:themeColor="text1"/>
     </w:rPr>
     <w:tblPr>
@@ -6893,7 +6729,7 @@
       <w:spacing w:after="0" w:line="240" w:lineRule="auto"/>
     </w:pPr>
     <w:rPr>
-      <w:rFonts w:asciiTheme="majorHAnsi" w:eastAsiaTheme="majorEastAsia" w:hAnsiTheme="majorHAnsi" w:cstheme="majorBidi"/>
+      <w:rFonts/>
       <w:color w:val="000000" w:themeColor="text1"/>
     </w:rPr>
     <w:tblPr>
@@ -7021,7 +6857,7 @@
       <w:spacing w:after="0" w:line="240" w:lineRule="auto"/>
     </w:pPr>
     <w:rPr>
-      <w:rFonts w:asciiTheme="majorHAnsi" w:eastAsiaTheme="majorEastAsia" w:hAnsiTheme="majorHAnsi" w:cstheme="majorBidi"/>
+      <w:rFonts/>
       <w:color w:val="000000" w:themeColor="text1"/>
     </w:rPr>
     <w:tblPr>
@@ -7149,7 +6985,7 @@
       <w:spacing w:after="0" w:line="240" w:lineRule="auto"/>
     </w:pPr>
     <w:rPr>
-      <w:rFonts w:asciiTheme="majorHAnsi" w:eastAsiaTheme="majorEastAsia" w:hAnsiTheme="majorHAnsi" w:cstheme="majorBidi"/>
+      <w:rFonts/>
       <w:color w:val="000000" w:themeColor="text1"/>
     </w:rPr>
     <w:tblPr>
@@ -7277,7 +7113,7 @@
       <w:spacing w:after="0" w:line="240" w:lineRule="auto"/>
     </w:pPr>
     <w:rPr>
-      <w:rFonts w:asciiTheme="majorHAnsi" w:eastAsiaTheme="majorEastAsia" w:hAnsiTheme="majorHAnsi" w:cstheme="majorBidi"/>
+      <w:rFonts/>
       <w:color w:val="000000" w:themeColor="text1"/>
     </w:rPr>
     <w:tblPr>
@@ -7916,7 +7752,7 @@
       <w:spacing w:after="0" w:line="240" w:lineRule="auto"/>
     </w:pPr>
     <w:rPr>
-      <w:rFonts w:asciiTheme="majorHAnsi" w:eastAsiaTheme="majorEastAsia" w:hAnsiTheme="majorHAnsi" w:cstheme="majorBidi"/>
+      <w:rFonts/>
       <w:color w:val="000000" w:themeColor="text1"/>
     </w:rPr>
     <w:tblPr>
@@ -8041,7 +7877,7 @@
       <w:spacing w:after="0" w:line="240" w:lineRule="auto"/>
     </w:pPr>
     <w:rPr>
-      <w:rFonts w:asciiTheme="majorHAnsi" w:eastAsiaTheme="majorEastAsia" w:hAnsiTheme="majorHAnsi" w:cstheme="majorBidi"/>
+      <w:rFonts/>
       <w:color w:val="000000" w:themeColor="text1"/>
     </w:rPr>
     <w:tblPr>
@@ -8166,7 +8002,7 @@
       <w:spacing w:after="0" w:line="240" w:lineRule="auto"/>
     </w:pPr>
     <w:rPr>
-      <w:rFonts w:asciiTheme="majorHAnsi" w:eastAsiaTheme="majorEastAsia" w:hAnsiTheme="majorHAnsi" w:cstheme="majorBidi"/>
+      <w:rFonts/>
       <w:color w:val="000000" w:themeColor="text1"/>
     </w:rPr>
     <w:tblPr>
@@ -8291,7 +8127,7 @@
       <w:spacing w:after="0" w:line="240" w:lineRule="auto"/>
     </w:pPr>
     <w:rPr>
-      <w:rFonts w:asciiTheme="majorHAnsi" w:eastAsiaTheme="majorEastAsia" w:hAnsiTheme="majorHAnsi" w:cstheme="majorBidi"/>
+      <w:rFonts/>
       <w:color w:val="000000" w:themeColor="text1"/>
     </w:rPr>
     <w:tblPr>
@@ -8416,7 +8252,7 @@
       <w:spacing w:after="0" w:line="240" w:lineRule="auto"/>
     </w:pPr>
     <w:rPr>
-      <w:rFonts w:asciiTheme="majorHAnsi" w:eastAsiaTheme="majorEastAsia" w:hAnsiTheme="majorHAnsi" w:cstheme="majorBidi"/>
+      <w:rFonts/>
       <w:color w:val="000000" w:themeColor="text1"/>
     </w:rPr>
     <w:tblPr>
@@ -8541,7 +8377,7 @@
       <w:spacing w:after="0" w:line="240" w:lineRule="auto"/>
     </w:pPr>
     <w:rPr>
-      <w:rFonts w:asciiTheme="majorHAnsi" w:eastAsiaTheme="majorEastAsia" w:hAnsiTheme="majorHAnsi" w:cstheme="majorBidi"/>
+      <w:rFonts/>
       <w:color w:val="000000" w:themeColor="text1"/>
     </w:rPr>
     <w:tblPr>
@@ -8666,7 +8502,7 @@
       <w:spacing w:after="0" w:line="240" w:lineRule="auto"/>
     </w:pPr>
     <w:rPr>
-      <w:rFonts w:asciiTheme="majorHAnsi" w:eastAsiaTheme="majorEastAsia" w:hAnsiTheme="majorHAnsi" w:cstheme="majorBidi"/>
+      <w:rFonts/>
       <w:color w:val="000000" w:themeColor="text1"/>
     </w:rPr>
     <w:tblPr>
